--- a/Fase 2/Evidencias Grupales/2.6_GuiaEstudiante_Fase 2_Informe Final Proyecto APT.docx
+++ b/Fase 2/Evidencias Grupales/2.6_GuiaEstudiante_Fase 2_Informe Final Proyecto APT.docx
@@ -1354,7 +1354,7 @@
                 <w:szCs w:val="18"/>
                 <w:rtl w:val="0"/>
               </w:rPr>
-              <w:t xml:space="preserve">La ejecución se organizó por historias y ramas Git, con revisiones de cambios y Pull Requests. El control de calidad combina pruebas unitarias, de integración y E2E sobre PostgreSQL real cuando el entorno es seguro, además de pruebas manuales Web, Desktop y proveedores. Al corte del 15-10-2026, la regresión API reportada para la plantilla de correo V2 fue 611/611 PASS; no se ejecutó E2E contra citajusta_dev en ese cambio.</w:t>
+              <w:t>El trabajo se organizó por historias, ramas Git y Pull Requests, con pruebas unitarias, de integración y E2E sobre PostgreSQL real aislado. El 17-10-2026 se validaron 18/18 suites, 237/237 pruebas E2E PASS sobre PostgreSQL 18 Docker (PR #179); auditoría 12/12 y unitarios del runner 24/24 PASS. Integraciones externas simuladas en las pruebas; reassignment-demo sigue fuera del runner. La regresión API 611/611 de Resend V2 corresponde a un reporte histórico del 15-10, no a una ejecución de esta actualización.</w:t>
             </w:r>
             <w:r>
               <w:rPr>
@@ -1475,7 +1475,7 @@
                 <w:szCs w:val="18"/>
                 <w:rtl w:val="0"/>
               </w:rPr>
-              <w:t xml:space="preserve">Etapas ejecutadas: definición del problema y requisitos; planificación de historias y arquitectura; diseño de persistencia PostgreSQL/Prisma; implementación modular del backend NestJS; integración de la Web React/Vite; implementación de la aplicación institucional Tauri; desarrollo del motor de reasignación; pruebas y documentación; integraciones externas seleccionadas.</w:t>
+              <w:t>Etapas ejecutadas: definición del problema, requisitos y planificación; diseño de persistencia PostgreSQL/Prisma y API modular NestJS; Web React/Vite y Desktop Tauri; desarrollo del motor de citas y reasignación; integración de servicios externos; pruebas y documentación. Se añadieron Docker Compose de demostración con API/Web/PostgreSQL 18 (PR #176) y PostgreSQL 18 exclusivo para E2E (PR #179). No se ha acreditado despliegue productivo.</w:t>
             </w:r>
             <w:r>
               <w:rPr>
@@ -1501,7 +1501,7 @@
                 <w:szCs w:val="18"/>
                 <w:rtl w:val="0"/>
               </w:rPr>
-              <w:t xml:space="preserve">El núcleo funcional contempla gestión de citas y agendas, cancelaciones, lista de espera, selección de candidatos, ofertas temporales, aceptación o rechazo y trazabilidad. Integraciones vigentes: Resend, Google OAuth, Google Calendar y visualización de mapas OpenStreetMap/Google Maps. HU-043 (WhatsApp) fue retirada el 15-10-2026 por restricciones empresariales de Meta incompatibles con el alcance académico decidido. Nager.Date se evalúa como integración futura, no implementada.</w:t>
+              <w:t>El núcleo funcional comprende agenda, citas, cancelaciones, lista de espera, priorización, ofertas, aceptación, rechazo, expiración y auditoría. Integraciones: Resend V2 con logo CID fusionado (PR #173), Google OAuth, Google Calendar, mapas OpenStreetMap/Google Maps y consulta de feriados de Chile con Nager.Date implementada. La recepción visual real de Resend V2 aún requiere evidencia. HU-043 (WhatsApp) fue excluida del entregable el 15-10-2026; no se considera implementada.</w:t>
             </w:r>
           </w:p>
           <w:p>
@@ -1522,7 +1522,7 @@
                 <w:szCs w:val="18"/>
                 <w:rtl w:val="0"/>
               </w:rPr>
-              <w:t xml:space="preserve">Al 15 de octubre de 2026, el equipo estima que CitaJusta presenta un </w:t>
+              <w:t xml:space="preserve">Al 17 de octubre de 2026, el equipo estima que CitaJusta presenta un </w:t>
             </w:r>
             <w:r>
               <w:rPr>
@@ -1587,7 +1587,7 @@
                 <w:szCs w:val="18"/>
                 <w:rtl w:val="0"/>
               </w:rPr>
-              <w:t xml:space="preserve">Estos porcentajes corresponden a una estimación preliminar del equipo y no a una medición formal calculada desde el Product Backlog. Entre las actividades pendientes se encuentran la consolidación de la documentación de Fase 2, la formalización de evidencias Scrum, las pruebas finales y la preparación del cierre del proyecto.</w:t>
+              <w:t>Los porcentajes son estimaciones preliminares del equipo, no un avance calculado formalmente desde el Product Backlog. Siguen pendientes la validación de documentación y evidencias Scrum, OpenAPI, pruebas dedicadas de seguridad y rendimiento, normalización y conteo físico de tablas, aclaración docente sobre cinco APIs/dos propias y cierre académico.</w:t>
             </w:r>
           </w:p>
           <w:p>
@@ -1624,7 +1624,7 @@
                 <w:szCs w:val="18"/>
                 <w:rtl w:val="0"/>
               </w:rPr>
-              <w:t xml:space="preserve">Ajustes: prioridad del backend, evolución iterativa de Web y Desktop, retiro de WhatsApp, comprobación manual de reserva Web y correo HTML recibido en Gmail, revisión de agenda/asistencia/reportes/auditoría/reasignación en Desktop. La plantilla visual V2 con logo CID está desarrollada y pasó pruebas automatizadas, pendiente de comprobación visual en correo real. No se certifica cumplimiento legal absoluto.</w:t>
+              <w:t>Ajustes: priorización del backend, integración progresiva Web/Desktop, exclusión documentada de WhatsApp, pruebas manuales del 15-10 (reserva Web, correo HTML recibido y consulta en Desktop) e incorporación de entornos Docker demo/E2E aislados. Resend V2 está fusionada, pero falta verificar el correo con logo CID en bandeja real. La demostración local y los tests no constituyen certificación de seguridad, legalidad ni producción.</w:t>
             </w:r>
             <w:r>
               <w:rPr>
@@ -1797,7 +1797,7 @@
                 <w:szCs w:val="18"/>
                 <w:rtl w:val="0"/>
               </w:rPr>
-              <w:t xml:space="preserve">• Código de apps/api, apps/web y apps/desktop; esquema Prisma y migraciones de PostgreSQL.</w:t>
+              <w:t>• Código de apps/api, apps/web y apps/desktop; Prisma y migraciones. Docker Compose de demostración (PR #176) y entorno PostgreSQL E2E aislado (PR #179), validados localmente.</w:t>
             </w:r>
             <w:r>
               <w:rPr>
@@ -1820,7 +1820,7 @@
                 <w:szCs w:val="18"/>
                 <w:rtl w:val="0"/>
               </w:rPr>
-              <w:t xml:space="preserve">• Pruebas unitarias e integración y evidencias E2E previas donde corresponda; regresión API del cambio de correo V2: 611/611 PASS (informe Codex). Reserva Web con correo HTML recibido en Gmail y cita visible desde Desktop el 15-10-2026. La nueva versión con logo requiere validación visual manual.</w:t>
+              <w:t>• Evidencia del 17-10-2026: 18/18 suites, 237/237 E2E PASS en PostgreSQL 18 aislado; auditoría 12/12 y pruebas unitarias del runner 24/24 PASS (PR #179). Proveedores externos simulados; reassignment-demo no incluido. Resultado API histórico de Resend V2: 611/611 PASS según Codex. La recepción del correo HTML en Gmail y la cita Web visible en Desktop se comprobaron el 15-10; no acreditan renderizado real de V2 con logo CID.</w:t>
             </w:r>
             <w:r>
               <w:rPr>
@@ -1843,7 +1843,7 @@
                 <w:szCs w:val="18"/>
                 <w:rtl w:val="0"/>
               </w:rPr>
-              <w:t xml:space="preserve">• HU-043: acuerdo de exclusión y PR documental integrado en main, con la conciliación local de una migración experimental pendiente; no es una integración disponible.</w:t>
+              <w:t>• Integraciones: Resend V2 incorporada mediante PR #173 y Nager.Date (consulta de feriados Chile) fusionada; HU-043 excluida y migración experimental local pendiente de reconciliación autorizada.</w:t>
             </w:r>
             <w:r>
               <w:rPr>
@@ -1866,9 +1866,9 @@
                 <w:szCs w:val="18"/>
                 <w:rtl w:val="0"/>
               </w:rPr>
-              <w:t xml:space="preserve">• Acta de reunión docente / Sprint Retrospective 15-10-2026: preparar evidencia verificable, completar fecha/hora exacta, participantes, acuerdos y porcentaje global consensuado.</w:t>
-              <w:br w:type="textWrapping"/>
-              <w:t xml:space="preserve">Enlaces o anexos de entrega: repositorio https://github.com/torresmatias23/CitaJusta; carpetas Fase 2/Evidencias Proyecto/Evidencias de documentación y Evidencias de sistema.</w:t>
+              <w:t>• Acta docente / retrospectiva del 15-10: validar datos reales de asistentes, acuerdos y Sprint, sin reconstruir ceremonias no acreditadas. Matriz de cumplimiento, inventario y checklist actualizados mediante PR #182. Evidencias académicas pendientes de aprobación.</w:t>
+              <w:br/>
+              <w:t>Enlaces de entrega: https://github.com/torresmatias23/CitaJusta; Fase 2/Evidencias Proyecto/Evidencias de documentación y Evidencias de sistema.</w:t>
             </w:r>
             <w:r>
               <w:rPr>
@@ -1947,7 +1947,7 @@
                 <w:szCs w:val="18"/>
                 <w:rtl w:val="0"/>
               </w:rPr>
-              <w:t xml:space="preserve">El trabajo también permitió practicar planificación por historias, revisión de código y documentación de decisiones. Estos aprendizajes son aplicables a proyectos profesionales que requieren mantener sistemas seguros y auditables.</w:t>
+              <w:t>El trabajo también permitió practicar planificación por historias, revisión mediante PR, pruebas E2E reproducibles con PostgreSQL aislado y documentación de límites y resultados. Estos aprendizajes son aplicables a sistemas profesionales seguros y auditables; el cumplimiento y el impacto operativo requieren evaluaciones adicionales.</w:t>
             </w:r>
             <w:r>
               <w:rPr>
